--- a/klagomål/A 8979-2025 FSC-klagomål.docx
+++ b/klagomål/A 8979-2025 FSC-klagomål.docx
@@ -915,7 +915,7 @@
     <w:r>
       <w:tab/>
       <w:tab/>
-      <w:t>2026-06-18</w:t>
+      <w:t>2026-06-19</w:t>
       <w:br/>
       <w:br/>
     </w:r>

--- a/klagomål/A 8979-2025 FSC-klagomål.docx
+++ b/klagomål/A 8979-2025 FSC-klagomål.docx
@@ -915,7 +915,7 @@
     <w:r>
       <w:tab/>
       <w:tab/>
-      <w:t>2026-06-19</w:t>
+      <w:t>2026-06-20</w:t>
       <w:br/>
       <w:br/>
     </w:r>

--- a/klagomål/A 8979-2025 FSC-klagomål.docx
+++ b/klagomål/A 8979-2025 FSC-klagomål.docx
@@ -168,38 +168,7 @@
     </w:p>
     <w:p>
       <w:r>
-        <w:t>Detta dokument behandlar höga naturvärden i avverkningsanmälan A 8979-2025 i Torsby kommun som inkom 2025-02-25 och omfattar 6,5 ha.</w:t>
-      </w:r>
-    </w:p>
-    <w:p>
-      <w:r>
-        <w:t>Nedan presenteras fynd av naturvårdsarter och fridlysta arter som gjorts i det avverkningsanmälda området, samt relevanta utdrag ur standarderna för FSC, Chain of Custody, Controlled Wood och PEFC.</w:t>
-      </w:r>
-    </w:p>
-    <w:p>
-      <w:r>
-        <w:t>Vi förväntar oss att ni återkommer med ett skriftligt svar på vårt klagomål och även beskriver vilka korrigerande åtgärder ni satt in för att rätta till identifierade brister i er efterlevnad av den svenska FSC standarden.</w:t>
-      </w:r>
-    </w:p>
-    <w:p>
-      <w:pPr>
-        <w:pStyle w:val="Heading1"/>
-      </w:pPr>
-      <w:r>
-        <w:t>Naturvårdsarter</w:t>
-      </w:r>
-    </w:p>
-    <w:p>
-      <w:r>
-        <w:t>I avverkningsanmälan har följande 7 naturvårdsarter hittats: veckticka (NT, T), bårdlav (S, T), korallblylav (S, T), platt fjädermossa (S, T), rävticka (S, T), svart trolldruva (S, T) och blåsippa (T, §9). Av dessa är 1 rödlistade. För rödlistade arter har rödlistekategorin angivits inom parentes. Arter som är signalarter enligt Skogsstyrelsen har markerats med (S). Typiska arter inom Natura 2000 som är kopplade till skogsekosystem har markerats med (T). För fridlysta arter anges även paragrafen i Artskyddsförordningen som arten är fridlyst enligt.</w:t>
-      </w:r>
-    </w:p>
-    <w:p>
-      <w:r>
-        <w:t>De påträffade naturvårdsarterna är ett tydligt kvitto på att det rör sig om en skog med höga naturvärden.</w:t>
-      </w:r>
-      <w:r>
-        <w:t xml:space="preserve"> I Figur 1 visas fyndplatser för naturvårdsarter i området, som finns registrerade på Artportalen.</w:t>
+        <w:t>Detta klagomål behandlar höga naturvärden i avverkningsanmälan A 8979-2025 i Torsby kommun som inkom 2025-02-25 och omfattar 6,5 ha.</w:t>
       </w:r>
     </w:p>
     <w:p>
@@ -247,20 +216,35 @@
         <w:spacing w:after="240"/>
       </w:pPr>
       <w:r>
-        <w:t>Figur 1. Fyndplatser för naturvårdsarter i avverkningsanmälan (röd linje). Markörer utan svart kant är placerade på fyndplatsen. Markörer med svart kant är placerade vid sidan av fyndplatsen och har ett svart streck som visar fyndplatsens exakta position. Kartans mittpunktskoordinat är N 6682890, E 375617 i SWEREF 99 TM.</w:t>
+        <w:t>Figur 1. Fyndplatser för naturvårdsarter i avverkningsanmälan. Markörer utan svart kant är placerade på fyndplatsen. Markörer med svart kant är placerade vid sidan av fyndplatsen har ett svart streck som visar fyndplatsens exakta position. Kartans mittpunktskoordinat är N 6682890, E 375617 i SWEREF 99 TM.</w:t>
+      </w:r>
+    </w:p>
+    <w:p>
+      <w:r>
+        <w:t>I avverkningsanmälan finns fynd av 7 naturvårdsarter, varav 1 är rödlistad, 1 är fridlyst, 7 är typiska (T) och 5 är signalarter (S): veckticka (NT, T), bårdlav (S, T), korallblylav (S, T), platt fjädermossa (S, T), rävticka (S, T), svart trolldruva (S, T) och blåsippa (T, §9). Se Figur 1.</w:t>
+      </w:r>
+    </w:p>
+    <w:p>
+      <w:r>
+        <w:t>Nedan presenteras relevanta utdrag ur standarderna för FSC, Chain of Custody, Controlled Wood och PEFC.</w:t>
+      </w:r>
+    </w:p>
+    <w:p>
+      <w:r>
+        <w:t>Vi förväntar oss att ni återkommer med ett skriftligt svar på vårt klagomål och även beskriver vilka korrigerande åtgärder ni satt in för att rätta till identifierade brister i er efterlevnad av den svenska FSC standarden.</w:t>
       </w:r>
     </w:p>
     <w:p>
       <w:pPr>
-        <w:pStyle w:val="Heading2"/>
+        <w:pStyle w:val="Heading1"/>
       </w:pPr>
       <w:r>
-        <w:t>Fridlysta arter</w:t>
+        <w:t>Naturvårdsarter och fridlysta arter</w:t>
       </w:r>
     </w:p>
     <w:p>
       <w:r>
-        <w:t>Följande fridlysta arter har sina livsmiljöer och växtplatser i den avverkningsanmälda skogen: blåsippa (T, §9).</w:t>
+        <w:t>Nedan följer beskrivningar av de naturvårdsarter och fridlysta arter som har sina livsmiljöer och växtplatser i den avverkningsanmälda skogen. De påträffade naturvårdsarterna är ett tydligt kvitto på att det rör sig om en skog med höga naturvärden.</w:t>
       </w:r>
     </w:p>
     <w:p>
@@ -268,36 +252,28 @@
         <w:rPr>
           <w:b/>
         </w:rPr>
-        <w:t>Blåsippa (§9)</w:t>
+        <w:t>Veckticka (NT)</w:t>
       </w:r>
       <w:r>
-        <w:t xml:space="preserve"> är typisk art för </w:t>
+        <w:t xml:space="preserve"> förekommer främst i äldre naturskogsartad löv- och blandskog i sena åldersstadier med gamla, döende och döda aspar. Avverkning eller gallring av aspbestånd är ett hot och aspskogar och asprika blandskogar måste bevaras i högre utsträckning än hittills. Sumpskog med asp och sälg har ett särskilt högt naturvärde och bör skyddas helt från skogsbruk. Veckticka är typisk art för </w:t>
       </w:r>
       <w:r>
         <w:rPr>
           <w:i/>
         </w:rPr>
-        <w:t>9050 Näringsrik granskog, 9020 Nordlig ädellövskog</w:t>
+        <w:t xml:space="preserve">9010 Taiga </w:t>
       </w:r>
       <w:r>
-        <w:t xml:space="preserve"> och </w:t>
+        <w:t xml:space="preserve">och </w:t>
       </w:r>
       <w:r>
         <w:rPr>
           <w:i/>
         </w:rPr>
-        <w:t>8240 Karsthällmarker</w:t>
+        <w:t>9030 Landhöjningsskog</w:t>
       </w:r>
       <w:r>
-        <w:t xml:space="preserve"> (SLU Artdatabanken, 2025).</w:t>
-      </w:r>
-    </w:p>
-    <w:p>
-      <w:pPr>
-        <w:pStyle w:val="Heading2"/>
-      </w:pPr>
-      <w:r>
-        <w:t>Övriga naturvårdsarter</w:t>
+        <w:t xml:space="preserve"> (SLU Artdatabanken, 2024; Nitare &amp; Skogsstyrelsen, 2019).</w:t>
       </w:r>
     </w:p>
     <w:p>
@@ -486,28 +462,28 @@
         <w:rPr>
           <w:b/>
         </w:rPr>
-        <w:t>Veckticka (NT)</w:t>
+        <w:t>Blåsippa (§9)</w:t>
       </w:r>
       <w:r>
-        <w:t xml:space="preserve"> förekommer främst i äldre naturskogsartad löv- och blandskog i sena åldersstadier med gamla, döende och döda aspar. Avverkning eller gallring av aspbestånd är ett hot och aspskogar och asprika blandskogar måste bevaras i högre utsträckning än hittills. Sumpskog med asp och sälg har ett särskilt högt naturvärde och bör skyddas helt från skogsbruk. Veckticka är typisk art för </w:t>
+        <w:t xml:space="preserve"> är typisk art för </w:t>
       </w:r>
       <w:r>
         <w:rPr>
           <w:i/>
         </w:rPr>
-        <w:t xml:space="preserve">9010 Taiga </w:t>
+        <w:t>9050 Näringsrik granskog, 9020 Nordlig ädellövskog</w:t>
       </w:r>
       <w:r>
-        <w:t xml:space="preserve">och </w:t>
+        <w:t xml:space="preserve"> och </w:t>
       </w:r>
       <w:r>
         <w:rPr>
           <w:i/>
         </w:rPr>
-        <w:t>9030 Landhöjningsskog</w:t>
+        <w:t>8240 Karsthällmarker</w:t>
       </w:r>
       <w:r>
-        <w:t xml:space="preserve"> (SLU Artdatabanken, 2024; Nitare &amp; Skogsstyrelsen, 2019).</w:t>
+        <w:t xml:space="preserve"> (SLU Artdatabanken, 2025).</w:t>
       </w:r>
     </w:p>
     <w:p>
@@ -915,7 +891,7 @@
     <w:r>
       <w:tab/>
       <w:tab/>
-      <w:t>2026-06-20</w:t>
+      <w:t>2026-06-21</w:t>
       <w:br/>
       <w:br/>
     </w:r>

--- a/klagomål/A 8979-2025 FSC-klagomål.docx
+++ b/klagomål/A 8979-2025 FSC-klagomål.docx
@@ -891,7 +891,7 @@
     <w:r>
       <w:tab/>
       <w:tab/>
-      <w:t>2026-06-21</w:t>
+      <w:t>2026-06-22</w:t>
       <w:br/>
       <w:br/>
     </w:r>

--- a/klagomål/A 8979-2025 FSC-klagomål.docx
+++ b/klagomål/A 8979-2025 FSC-klagomål.docx
@@ -891,7 +891,7 @@
     <w:r>
       <w:tab/>
       <w:tab/>
-      <w:t>2026-06-22</w:t>
+      <w:t>2026-06-23</w:t>
       <w:br/>
       <w:br/>
     </w:r>

--- a/klagomål/A 8979-2025 FSC-klagomål.docx
+++ b/klagomål/A 8979-2025 FSC-klagomål.docx
@@ -891,7 +891,7 @@
     <w:r>
       <w:tab/>
       <w:tab/>
-      <w:t>2026-06-23</w:t>
+      <w:t>2026-06-24</w:t>
       <w:br/>
       <w:br/>
     </w:r>

--- a/klagomål/A 8979-2025 FSC-klagomål.docx
+++ b/klagomål/A 8979-2025 FSC-klagomål.docx
@@ -891,7 +891,7 @@
     <w:r>
       <w:tab/>
       <w:tab/>
-      <w:t>2026-06-24</w:t>
+      <w:t>2026-06-25</w:t>
       <w:br/>
       <w:br/>
     </w:r>

--- a/klagomål/A 8979-2025 FSC-klagomål.docx
+++ b/klagomål/A 8979-2025 FSC-klagomål.docx
@@ -891,7 +891,7 @@
     <w:r>
       <w:tab/>
       <w:tab/>
-      <w:t>2026-06-25</w:t>
+      <w:t>2026-06-26</w:t>
       <w:br/>
       <w:br/>
     </w:r>

--- a/klagomål/A 8979-2025 FSC-klagomål.docx
+++ b/klagomål/A 8979-2025 FSC-klagomål.docx
@@ -891,7 +891,7 @@
     <w:r>
       <w:tab/>
       <w:tab/>
-      <w:t>2026-06-26</w:t>
+      <w:t>2026-06-27</w:t>
       <w:br/>
       <w:br/>
     </w:r>

--- a/klagomål/A 8979-2025 FSC-klagomål.docx
+++ b/klagomål/A 8979-2025 FSC-klagomål.docx
@@ -891,7 +891,7 @@
     <w:r>
       <w:tab/>
       <w:tab/>
-      <w:t>2026-06-27</w:t>
+      <w:t>2026-06-28</w:t>
       <w:br/>
       <w:br/>
     </w:r>

--- a/klagomål/A 8979-2025 FSC-klagomål.docx
+++ b/klagomål/A 8979-2025 FSC-klagomål.docx
@@ -891,7 +891,7 @@
     <w:r>
       <w:tab/>
       <w:tab/>
-      <w:t>2026-06-28</w:t>
+      <w:t>2026-06-29</w:t>
       <w:br/>
       <w:br/>
     </w:r>

--- a/klagomål/A 8979-2025 FSC-klagomål.docx
+++ b/klagomål/A 8979-2025 FSC-klagomål.docx
@@ -891,7 +891,7 @@
     <w:r>
       <w:tab/>
       <w:tab/>
-      <w:t>2026-06-29</w:t>
+      <w:t>2026-06-30</w:t>
       <w:br/>
       <w:br/>
     </w:r>

--- a/klagomål/A 8979-2025 FSC-klagomål.docx
+++ b/klagomål/A 8979-2025 FSC-klagomål.docx
@@ -891,7 +891,7 @@
     <w:r>
       <w:tab/>
       <w:tab/>
-      <w:t>2026-06-30</w:t>
+      <w:t>2026-07-01</w:t>
       <w:br/>
       <w:br/>
     </w:r>

--- a/klagomål/A 8979-2025 FSC-klagomål.docx
+++ b/klagomål/A 8979-2025 FSC-klagomål.docx
@@ -891,7 +891,7 @@
     <w:r>
       <w:tab/>
       <w:tab/>
-      <w:t>2026-07-01</w:t>
+      <w:t>2026-07-02</w:t>
       <w:br/>
       <w:br/>
     </w:r>

--- a/klagomål/A 8979-2025 FSC-klagomål.docx
+++ b/klagomål/A 8979-2025 FSC-klagomål.docx
@@ -891,7 +891,7 @@
     <w:r>
       <w:tab/>
       <w:tab/>
-      <w:t>2026-07-13</w:t>
+      <w:t>2026-07-14</w:t>
       <w:br/>
       <w:br/>
     </w:r>

--- a/klagomål/A 8979-2025 FSC-klagomål.docx
+++ b/klagomål/A 8979-2025 FSC-klagomål.docx
@@ -891,7 +891,7 @@
     <w:r>
       <w:tab/>
       <w:tab/>
-      <w:t>2026-07-14</w:t>
+      <w:t>2026-07-15</w:t>
       <w:br/>
       <w:br/>
     </w:r>

--- a/klagomål/A 8979-2025 FSC-klagomål.docx
+++ b/klagomål/A 8979-2025 FSC-klagomål.docx
@@ -891,7 +891,7 @@
     <w:r>
       <w:tab/>
       <w:tab/>
-      <w:t>2026-07-15</w:t>
+      <w:t>2026-07-16</w:t>
       <w:br/>
       <w:br/>
     </w:r>

--- a/klagomål/A 8979-2025 FSC-klagomål.docx
+++ b/klagomål/A 8979-2025 FSC-klagomål.docx
@@ -891,7 +891,7 @@
     <w:r>
       <w:tab/>
       <w:tab/>
-      <w:t>2026-07-16</w:t>
+      <w:t>2026-07-17</w:t>
       <w:br/>
       <w:br/>
     </w:r>

--- a/klagomål/A 8979-2025 FSC-klagomål.docx
+++ b/klagomål/A 8979-2025 FSC-klagomål.docx
@@ -891,7 +891,7 @@
     <w:r>
       <w:tab/>
       <w:tab/>
-      <w:t>2026-07-17</w:t>
+      <w:t>2026-07-18</w:t>
       <w:br/>
       <w:br/>
     </w:r>

--- a/klagomål/A 8979-2025 FSC-klagomål.docx
+++ b/klagomål/A 8979-2025 FSC-klagomål.docx
@@ -891,7 +891,7 @@
     <w:r>
       <w:tab/>
       <w:tab/>
-      <w:t>2026-07-18</w:t>
+      <w:t>2026-07-19</w:t>
       <w:br/>
       <w:br/>
     </w:r>

--- a/klagomål/A 8979-2025 FSC-klagomål.docx
+++ b/klagomål/A 8979-2025 FSC-klagomål.docx
@@ -891,7 +891,7 @@
     <w:r>
       <w:tab/>
       <w:tab/>
-      <w:t>2026-07-19</w:t>
+      <w:t>2026-07-20</w:t>
       <w:br/>
       <w:br/>
     </w:r>

--- a/klagomål/A 8979-2025 FSC-klagomål.docx
+++ b/klagomål/A 8979-2025 FSC-klagomål.docx
@@ -891,7 +891,7 @@
     <w:r>
       <w:tab/>
       <w:tab/>
-      <w:t>2026-07-20</w:t>
+      <w:t>2026-07-21</w:t>
       <w:br/>
       <w:br/>
     </w:r>

--- a/klagomål/A 8979-2025 FSC-klagomål.docx
+++ b/klagomål/A 8979-2025 FSC-klagomål.docx
@@ -891,7 +891,7 @@
     <w:r>
       <w:tab/>
       <w:tab/>
-      <w:t>2026-07-21</w:t>
+      <w:t>2026-07-22</w:t>
       <w:br/>
       <w:br/>
     </w:r>

--- a/klagomål/A 8979-2025 FSC-klagomål.docx
+++ b/klagomål/A 8979-2025 FSC-klagomål.docx
@@ -891,7 +891,7 @@
     <w:r>
       <w:tab/>
       <w:tab/>
-      <w:t>2026-07-22</w:t>
+      <w:t>2026-07-23</w:t>
       <w:br/>
       <w:br/>
     </w:r>

--- a/klagomål/A 8979-2025 FSC-klagomål.docx
+++ b/klagomål/A 8979-2025 FSC-klagomål.docx
@@ -891,7 +891,7 @@
     <w:r>
       <w:tab/>
       <w:tab/>
-      <w:t>2026-07-23</w:t>
+      <w:t>2026-07-24</w:t>
       <w:br/>
       <w:br/>
     </w:r>

--- a/klagomål/A 8979-2025 FSC-klagomål.docx
+++ b/klagomål/A 8979-2025 FSC-klagomål.docx
@@ -891,7 +891,7 @@
     <w:r>
       <w:tab/>
       <w:tab/>
-      <w:t>2026-07-24</w:t>
+      <w:t>2026-07-25</w:t>
       <w:br/>
       <w:br/>
     </w:r>

--- a/klagomål/A 8979-2025 FSC-klagomål.docx
+++ b/klagomål/A 8979-2025 FSC-klagomål.docx
@@ -891,7 +891,7 @@
     <w:r>
       <w:tab/>
       <w:tab/>
-      <w:t>2026-07-25</w:t>
+      <w:t>2026-07-26</w:t>
       <w:br/>
       <w:br/>
     </w:r>

--- a/klagomål/A 8979-2025 FSC-klagomål.docx
+++ b/klagomål/A 8979-2025 FSC-klagomål.docx
@@ -891,7 +891,7 @@
     <w:r>
       <w:tab/>
       <w:tab/>
-      <w:t>2026-07-26</w:t>
+      <w:t>2026-07-27</w:t>
       <w:br/>
       <w:br/>
     </w:r>

--- a/klagomål/A 8979-2025 FSC-klagomål.docx
+++ b/klagomål/A 8979-2025 FSC-klagomål.docx
@@ -891,7 +891,7 @@
     <w:r>
       <w:tab/>
       <w:tab/>
-      <w:t>2026-07-27</w:t>
+      <w:t>2026-07-28</w:t>
       <w:br/>
       <w:br/>
     </w:r>

--- a/klagomål/A 8979-2025 FSC-klagomål.docx
+++ b/klagomål/A 8979-2025 FSC-klagomål.docx
@@ -891,7 +891,7 @@
     <w:r>
       <w:tab/>
       <w:tab/>
-      <w:t>2026-07-28</w:t>
+      <w:t>2026-07-29</w:t>
       <w:br/>
       <w:br/>
     </w:r>

--- a/klagomål/A 8979-2025 FSC-klagomål.docx
+++ b/klagomål/A 8979-2025 FSC-klagomål.docx
@@ -891,7 +891,7 @@
     <w:r>
       <w:tab/>
       <w:tab/>
-      <w:t>2026-07-29</w:t>
+      <w:t>2026-07-30</w:t>
       <w:br/>
       <w:br/>
     </w:r>

--- a/klagomål/A 8979-2025 FSC-klagomål.docx
+++ b/klagomål/A 8979-2025 FSC-klagomål.docx
@@ -891,7 +891,7 @@
     <w:r>
       <w:tab/>
       <w:tab/>
-      <w:t>2026-07-30</w:t>
+      <w:t>2026-07-31</w:t>
       <w:br/>
       <w:br/>
     </w:r>

--- a/klagomål/A 8979-2025 FSC-klagomål.docx
+++ b/klagomål/A 8979-2025 FSC-klagomål.docx
@@ -891,7 +891,7 @@
     <w:r>
       <w:tab/>
       <w:tab/>
-      <w:t>2026-07-31</w:t>
+      <w:t>2026-08-01</w:t>
       <w:br/>
       <w:br/>
     </w:r>

--- a/klagomål/A 8979-2025 FSC-klagomål.docx
+++ b/klagomål/A 8979-2025 FSC-klagomål.docx
@@ -891,7 +891,7 @@
     <w:r>
       <w:tab/>
       <w:tab/>
-      <w:t>2026-08-01</w:t>
+      <w:t>2026-08-02</w:t>
       <w:br/>
       <w:br/>
     </w:r>

--- a/klagomål/A 8979-2025 FSC-klagomål.docx
+++ b/klagomål/A 8979-2025 FSC-klagomål.docx
@@ -891,7 +891,7 @@
     <w:r>
       <w:tab/>
       <w:tab/>
-      <w:t>2026-08-02</w:t>
+      <w:t>2026-08-03</w:t>
       <w:br/>
       <w:br/>
     </w:r>

--- a/klagomål/A 8979-2025 FSC-klagomål.docx
+++ b/klagomål/A 8979-2025 FSC-klagomål.docx
@@ -891,7 +891,7 @@
     <w:r>
       <w:tab/>
       <w:tab/>
-      <w:t>2026-08-03</w:t>
+      <w:t>2026-08-05</w:t>
       <w:br/>
       <w:br/>
     </w:r>

--- a/klagomål/A 8979-2025 FSC-klagomål.docx
+++ b/klagomål/A 8979-2025 FSC-klagomål.docx
@@ -891,7 +891,7 @@
     <w:r>
       <w:tab/>
       <w:tab/>
-      <w:t>2026-08-05</w:t>
+      <w:t>2026-08-07</w:t>
       <w:br/>
       <w:br/>
     </w:r>

--- a/klagomål/A 8979-2025 FSC-klagomål.docx
+++ b/klagomål/A 8979-2025 FSC-klagomål.docx
@@ -891,7 +891,7 @@
     <w:r>
       <w:tab/>
       <w:tab/>
-      <w:t>2026-08-07</w:t>
+      <w:t>2026-08-08</w:t>
       <w:br/>
       <w:br/>
     </w:r>

--- a/klagomål/A 8979-2025 FSC-klagomål.docx
+++ b/klagomål/A 8979-2025 FSC-klagomål.docx
@@ -216,7 +216,7 @@
         <w:spacing w:after="240"/>
       </w:pPr>
       <w:r>
-        <w:t>Figur 1. Fyndplatser för naturvårdsarter i avverkningsanmälan. Markörer utan svart kant är placerade på fyndplatsen. Markörer med svart kant är placerade vid sidan av fyndplatsen har ett svart streck som visar fyndplatsens exakta position. Kartans mittpunktskoordinat är N 6682890, E 375617 i SWEREF 99 TM.</w:t>
+        <w:t>Figur 1. Fyndplatser för naturvårdsarter i avverkningsanmälan. Markörer utan svart kant är placerade på fyndplatsen. Markörer med svart kant är placerade vid sidan av fyndplatsen och har ett svart streck som visar fyndplatsens exakta position. Kartans mittpunktskoordinat är N 6682890, E 375617 i SWEREF 99 TM.</w:t>
       </w:r>
     </w:p>
     <w:p>
@@ -891,7 +891,7 @@
     <w:r>
       <w:tab/>
       <w:tab/>
-      <w:t>2026-08-14</w:t>
+      <w:t>2026-08-15</w:t>
       <w:br/>
       <w:br/>
     </w:r>

--- a/klagomål/A 8979-2025 FSC-klagomål.docx
+++ b/klagomål/A 8979-2025 FSC-klagomål.docx
@@ -891,7 +891,7 @@
     <w:r>
       <w:tab/>
       <w:tab/>
-      <w:t>2026-08-15</w:t>
+      <w:t>2026-08-16</w:t>
       <w:br/>
       <w:br/>
     </w:r>

--- a/klagomål/A 8979-2025 FSC-klagomål.docx
+++ b/klagomål/A 8979-2025 FSC-klagomål.docx
@@ -891,7 +891,7 @@
     <w:r>
       <w:tab/>
       <w:tab/>
-      <w:t>2026-08-16</w:t>
+      <w:t>2026-08-17</w:t>
       <w:br/>
       <w:br/>
     </w:r>

--- a/klagomål/A 8979-2025 FSC-klagomål.docx
+++ b/klagomål/A 8979-2025 FSC-klagomål.docx
@@ -891,7 +891,7 @@
     <w:r>
       <w:tab/>
       <w:tab/>
-      <w:t>2026-08-17</w:t>
+      <w:t>2026-08-18</w:t>
       <w:br/>
       <w:br/>
     </w:r>

--- a/klagomål/A 8979-2025 FSC-klagomål.docx
+++ b/klagomål/A 8979-2025 FSC-klagomål.docx
@@ -891,7 +891,7 @@
     <w:r>
       <w:tab/>
       <w:tab/>
-      <w:t>2026-08-18</w:t>
+      <w:t>2026-08-19</w:t>
       <w:br/>
       <w:br/>
     </w:r>

--- a/klagomål/A 8979-2025 FSC-klagomål.docx
+++ b/klagomål/A 8979-2025 FSC-klagomål.docx
@@ -891,7 +891,7 @@
     <w:r>
       <w:tab/>
       <w:tab/>
-      <w:t>2026-08-19</w:t>
+      <w:t>2026-08-20</w:t>
       <w:br/>
       <w:br/>
     </w:r>

--- a/klagomål/A 8979-2025 FSC-klagomål.docx
+++ b/klagomål/A 8979-2025 FSC-klagomål.docx
@@ -891,7 +891,7 @@
     <w:r>
       <w:tab/>
       <w:tab/>
-      <w:t>2026-08-20</w:t>
+      <w:t>2026-08-21</w:t>
       <w:br/>
       <w:br/>
     </w:r>

--- a/klagomål/A 8979-2025 FSC-klagomål.docx
+++ b/klagomål/A 8979-2025 FSC-klagomål.docx
@@ -891,7 +891,7 @@
     <w:r>
       <w:tab/>
       <w:tab/>
-      <w:t>2026-08-21</w:t>
+      <w:t>2026-08-22</w:t>
       <w:br/>
       <w:br/>
     </w:r>

--- a/klagomål/A 8979-2025 FSC-klagomål.docx
+++ b/klagomål/A 8979-2025 FSC-klagomål.docx
@@ -891,7 +891,7 @@
     <w:r>
       <w:tab/>
       <w:tab/>
-      <w:t>2026-08-22</w:t>
+      <w:t>2026-08-23</w:t>
       <w:br/>
       <w:br/>
     </w:r>

--- a/klagomål/A 8979-2025 FSC-klagomål.docx
+++ b/klagomål/A 8979-2025 FSC-klagomål.docx
@@ -891,7 +891,7 @@
     <w:r>
       <w:tab/>
       <w:tab/>
-      <w:t>2026-08-23</w:t>
+      <w:t>2026-08-24</w:t>
       <w:br/>
       <w:br/>
     </w:r>

--- a/klagomål/A 8979-2025 FSC-klagomål.docx
+++ b/klagomål/A 8979-2025 FSC-klagomål.docx
@@ -891,7 +891,7 @@
     <w:r>
       <w:tab/>
       <w:tab/>
-      <w:t>2026-08-24</w:t>
+      <w:t>2026-08-25</w:t>
       <w:br/>
       <w:br/>
     </w:r>

--- a/klagomål/A 8979-2025 FSC-klagomål.docx
+++ b/klagomål/A 8979-2025 FSC-klagomål.docx
@@ -891,7 +891,7 @@
     <w:r>
       <w:tab/>
       <w:tab/>
-      <w:t>2026-08-25</w:t>
+      <w:t>2026-08-26</w:t>
       <w:br/>
       <w:br/>
     </w:r>

--- a/klagomål/A 8979-2025 FSC-klagomål.docx
+++ b/klagomål/A 8979-2025 FSC-klagomål.docx
@@ -891,7 +891,7 @@
     <w:r>
       <w:tab/>
       <w:tab/>
-      <w:t>2026-08-26</w:t>
+      <w:t>2026-08-27</w:t>
       <w:br/>
       <w:br/>
     </w:r>

--- a/klagomål/A 8979-2025 FSC-klagomål.docx
+++ b/klagomål/A 8979-2025 FSC-klagomål.docx
@@ -891,7 +891,7 @@
     <w:r>
       <w:tab/>
       <w:tab/>
-      <w:t>2026-08-27</w:t>
+      <w:t>2026-08-28</w:t>
       <w:br/>
       <w:br/>
     </w:r>

--- a/klagomål/A 8979-2025 FSC-klagomål.docx
+++ b/klagomål/A 8979-2025 FSC-klagomål.docx
@@ -891,7 +891,7 @@
     <w:r>
       <w:tab/>
       <w:tab/>
-      <w:t>2026-08-28</w:t>
+      <w:t>2026-08-29</w:t>
       <w:br/>
       <w:br/>
     </w:r>

--- a/klagomål/A 8979-2025 FSC-klagomål.docx
+++ b/klagomål/A 8979-2025 FSC-klagomål.docx
@@ -891,7 +891,7 @@
     <w:r>
       <w:tab/>
       <w:tab/>
-      <w:t>2026-08-29</w:t>
+      <w:t>2026-08-31</w:t>
       <w:br/>
       <w:br/>
     </w:r>

--- a/klagomål/A 8979-2025 FSC-klagomål.docx
+++ b/klagomål/A 8979-2025 FSC-klagomål.docx
@@ -891,7 +891,7 @@
     <w:r>
       <w:tab/>
       <w:tab/>
-      <w:t>2026-08-31</w:t>
+      <w:t>2026-09-01</w:t>
       <w:br/>
       <w:br/>
     </w:r>

--- a/klagomål/A 8979-2025 FSC-klagomål.docx
+++ b/klagomål/A 8979-2025 FSC-klagomål.docx
@@ -891,7 +891,7 @@
     <w:r>
       <w:tab/>
       <w:tab/>
-      <w:t>2026-09-01</w:t>
+      <w:t>2026-09-02</w:t>
       <w:br/>
       <w:br/>
     </w:r>

--- a/klagomål/A 8979-2025 FSC-klagomål.docx
+++ b/klagomål/A 8979-2025 FSC-klagomål.docx
@@ -891,7 +891,7 @@
     <w:r>
       <w:tab/>
       <w:tab/>
-      <w:t>2026-09-02</w:t>
+      <w:t>2026-09-03</w:t>
       <w:br/>
       <w:br/>
     </w:r>

--- a/klagomål/A 8979-2025 FSC-klagomål.docx
+++ b/klagomål/A 8979-2025 FSC-klagomål.docx
@@ -891,7 +891,7 @@
     <w:r>
       <w:tab/>
       <w:tab/>
-      <w:t>2026-09-03</w:t>
+      <w:t>2026-09-04</w:t>
       <w:br/>
       <w:br/>
     </w:r>

--- a/klagomål/A 8979-2025 FSC-klagomål.docx
+++ b/klagomål/A 8979-2025 FSC-klagomål.docx
@@ -891,7 +891,7 @@
     <w:r>
       <w:tab/>
       <w:tab/>
-      <w:t>2026-09-04</w:t>
+      <w:t>2026-09-05</w:t>
       <w:br/>
       <w:br/>
     </w:r>
